--- a/Sprint1_Evaluation_Prateek.docx
+++ b/Sprint1_Evaluation_Prateek.docx
@@ -1143,17 +1143,10 @@
     <w:p/>
     <w:p/>
     <w:p>
-      <w:proofErr w:type="gramStart"/>
       <w:r>
         <w:lastRenderedPageBreak/>
         <w:t>@Lazy</w:t>
       </w:r>
-      <w:proofErr w:type="gramEnd"/>
-    </w:p>
-    <w:p>
-      <w:pPr>
-        <w:spacing w:before="60" w:after="60"/>
-      </w:pPr>
       <w:r>
         <w:br/>
         <w:t xml:space="preserve">By default, Spring creates all beans at startup. </w:t>
@@ -1616,7 +1609,6 @@
           <w:b/>
           <w:bCs/>
         </w:rPr>
-        <w:lastRenderedPageBreak/>
         <w:t xml:space="preserve">Example: </w:t>
       </w:r>
       <w:r>
@@ -2168,6 +2160,11 @@
       <w:r>
         <w:t>@GetMapping("/{id}") + @PathVariable int id → URL /101 gives id=101</w:t>
       </w:r>
+    </w:p>
+    <w:p>
+      <w:pPr>
+        <w:spacing w:before="80" w:after="80"/>
+      </w:pPr>
     </w:p>
     <w:p>
       <w:pPr>
@@ -2640,13 +2637,54 @@
           <w:szCs w:val="36"/>
         </w:rPr>
       </w:pPr>
-      <w:r>
+    </w:p>
+    <w:p>
+      <w:pPr>
         <w:rPr>
           <w:b/>
           <w:bCs/>
           <w:sz w:val="36"/>
           <w:szCs w:val="36"/>
         </w:rPr>
+      </w:pPr>
+    </w:p>
+    <w:p>
+      <w:pPr>
+        <w:rPr>
+          <w:b/>
+          <w:bCs/>
+          <w:sz w:val="36"/>
+          <w:szCs w:val="36"/>
+        </w:rPr>
+      </w:pPr>
+    </w:p>
+    <w:p>
+      <w:pPr>
+        <w:rPr>
+          <w:b/>
+          <w:bCs/>
+          <w:sz w:val="36"/>
+          <w:szCs w:val="36"/>
+        </w:rPr>
+      </w:pPr>
+    </w:p>
+    <w:p>
+      <w:pPr>
+        <w:rPr>
+          <w:b/>
+          <w:bCs/>
+          <w:sz w:val="36"/>
+          <w:szCs w:val="36"/>
+        </w:rPr>
+      </w:pPr>
+      <w:r>
+        <w:rPr>
+          <w:b/>
+          <w:bCs/>
+          <w:sz w:val="36"/>
+          <w:szCs w:val="36"/>
+        </w:rPr>
+        <w:lastRenderedPageBreak/>
         <w:t>3. Spring Boot Annotations</w:t>
       </w:r>
     </w:p>
@@ -2721,7 +2759,6 @@
                 <w:bCs/>
                 <w:color w:val="FFFFFF"/>
               </w:rPr>
-              <w:lastRenderedPageBreak/>
               <w:t>Included Annotation</w:t>
             </w:r>
           </w:p>
@@ -3269,6 +3306,7 @@
     </w:p>
     <w:p>
       <w:r>
+        <w:lastRenderedPageBreak/>
         <w:t>@Id</w:t>
       </w:r>
     </w:p>
@@ -3336,7 +3374,6 @@
     <w:p/>
     <w:p>
       <w:r>
-        <w:lastRenderedPageBreak/>
         <w:t>@GeneratedValue</w:t>
       </w:r>
     </w:p>
@@ -3924,9 +3961,12 @@
         <w:spacing w:before="80" w:after="80"/>
       </w:pPr>
     </w:p>
-    <w:p>
-      <w:proofErr w:type="gramStart"/>
-      <w:r>
+    <w:p/>
+    <w:p/>
+    <w:p>
+      <w:proofErr w:type="gramStart"/>
+      <w:r>
+        <w:lastRenderedPageBreak/>
         <w:t>@ManyToOne</w:t>
       </w:r>
       <w:proofErr w:type="gramEnd"/>
@@ -4412,6 +4452,7 @@
     <w:p>
       <w:proofErr w:type="gramStart"/>
       <w:r>
+        <w:lastRenderedPageBreak/>
         <w:t>@Param</w:t>
       </w:r>
       <w:proofErr w:type="gramEnd"/>
@@ -4503,7 +4544,6 @@
     <w:p>
       <w:proofErr w:type="gramStart"/>
       <w:r>
-        <w:lastRenderedPageBreak/>
         <w:t>@Modifying</w:t>
       </w:r>
       <w:proofErr w:type="gramEnd"/>
@@ -4925,6 +4965,7 @@
           <w:b/>
           <w:bCs/>
         </w:rPr>
+        <w:lastRenderedPageBreak/>
         <w:t xml:space="preserve">Why use </w:t>
       </w:r>
       <w:proofErr w:type="gramStart"/>
@@ -5021,7 +5062,6 @@
           <w:b/>
           <w:bCs/>
         </w:rPr>
-        <w:lastRenderedPageBreak/>
         <w:t xml:space="preserve">url: </w:t>
       </w:r>
       <w:r>
@@ -5434,6 +5474,7 @@
           <w:b/>
           <w:bCs/>
         </w:rPr>
+        <w:lastRenderedPageBreak/>
         <w:t xml:space="preserve">Example: </w:t>
       </w:r>
       <w:r>
@@ -5473,7 +5514,6 @@
     <w:p>
       <w:proofErr w:type="gramStart"/>
       <w:r>
-        <w:lastRenderedPageBreak/>
         <w:t>@Secured</w:t>
       </w:r>
       <w:proofErr w:type="gramEnd"/>
@@ -5835,6 +5875,7 @@
         <w:spacing w:before="200" w:after="200"/>
       </w:pPr>
       <w:r>
+        <w:lastRenderedPageBreak/>
         <w:t xml:space="preserve">In </w:t>
       </w:r>
       <w:proofErr w:type="gramStart"/>
@@ -5883,7 +5924,6 @@
     </w:p>
     <w:p>
       <w:r>
-        <w:lastRenderedPageBreak/>
         <w:t>Key Benefits:</w:t>
       </w:r>
       <w:r>
